--- a/public/exports/workflows/subcontractor-onboarding-marketing/workflow.docx
+++ b/public/exports/workflows/subcontractor-onboarding-marketing/workflow.docx
@@ -14,7 +14,7 @@
     </w:p>
     <w:p>
       <w:pPr>
-        <w:spacing w:after="160"/>
+        <w:spacing w:after="180"/>
         <w:jc w:val="both"/>
       </w:pPr>
       <w:r>
@@ -24,7 +24,8 @@
     <w:p>
       <w:pPr>
         <w:pStyle w:val="Heading2"/>
-        <w:spacing w:after="160" w:before="280"/>
+        <w:keepNext/>
+        <w:spacing w:after="180" w:before="360"/>
       </w:pPr>
       <w:r>
         <w:t xml:space="preserve">Специфіка маркетинг-онбордингу</w:t>
@@ -32,7 +33,7 @@
     </w:p>
     <w:p>
       <w:pPr>
-        <w:spacing w:after="160"/>
+        <w:spacing w:after="180"/>
         <w:jc w:val="both"/>
       </w:pPr>
       <w:r>
@@ -71,12 +72,22 @@
     </w:p>
     <w:p>
       <w:pPr>
-        <w:spacing w:after="160"/>
-        <w:jc w:val="both"/>
-      </w:pPr>
-      <w:r>
-        <w:t xml:space="preserve">оцінити тільки по CV і інтерв'ю. Короткий оплачуваний trial (наприклад, "напишіть positioning-memo для нашого нового продукту") значно точніший за тестове завдання. - </w:t>
-      </w:r>
+        <w:spacing w:after="180"/>
+        <w:jc w:val="both"/>
+      </w:pPr>
+      <w:r>
+        <w:t xml:space="preserve">оцінити тільки по CV і інтерв'ю. Короткий оплачуваний trial (наприклад, "напишіть positioning-memo для нашого нового продукту") значно точніший за тестове завдання.</w:t>
+      </w:r>
+    </w:p>
+    <w:p>
+      <w:pPr>
+        <w:pStyle w:val="ListParagraph"/>
+        <w:numPr>
+          <w:ilvl w:val="0"/>
+          <w:numId w:val="1"/>
+        </w:numPr>
+        <w:spacing w:after="60"/>
+      </w:pPr>
       <w:r>
         <w:rPr>
           <w:b/>
@@ -85,8 +96,27 @@
         <w:t xml:space="preserve">Ставки в EUR</w:t>
       </w:r>
       <w:r>
-        <w:t xml:space="preserve">, а не в USD. Більшість наших маркетинг- субпідрядників — з ЄС. - </w:t>
-      </w:r>
+        <w:t xml:space="preserve">, а не в USD. Більшість наших маркетинг-</w:t>
+      </w:r>
+    </w:p>
+    <w:p>
+      <w:pPr>
+        <w:spacing w:after="180"/>
+        <w:jc w:val="both"/>
+      </w:pPr>
+      <w:r>
+        <w:t xml:space="preserve">субпідрядників — з ЄС.</w:t>
+      </w:r>
+    </w:p>
+    <w:p>
+      <w:pPr>
+        <w:pStyle w:val="ListParagraph"/>
+        <w:numPr>
+          <w:ilvl w:val="0"/>
+          <w:numId w:val="1"/>
+        </w:numPr>
+        <w:spacing w:after="60"/>
+      </w:pPr>
       <w:r>
         <w:rPr>
           <w:b/>
@@ -95,13 +125,23 @@
         <w:t xml:space="preserve">Access provisioning</w:t>
       </w:r>
       <w:r>
-        <w:t xml:space="preserve"> включає чутливі read-only доступи до analytics і ads accounts. IT Ops має окремий протокол для цього.</w:t>
+        <w:t xml:space="preserve"> включає чутливі read-only доступи до</w:t>
+      </w:r>
+    </w:p>
+    <w:p>
+      <w:pPr>
+        <w:spacing w:after="180"/>
+        <w:jc w:val="both"/>
+      </w:pPr>
+      <w:r>
+        <w:t xml:space="preserve">analytics і ads accounts. IT Ops має окремий протокол для цього.</w:t>
       </w:r>
     </w:p>
     <w:p>
       <w:pPr>
         <w:pStyle w:val="Heading2"/>
-        <w:spacing w:after="160" w:before="280"/>
+        <w:keepNext/>
+        <w:spacing w:after="180" w:before="360"/>
       </w:pPr>
       <w:r>
         <w:t xml:space="preserve">Договір</w:t>
@@ -109,7 +149,7 @@
     </w:p>
     <w:p>
       <w:pPr>
-        <w:spacing w:after="160"/>
+        <w:spacing w:after="180"/>
         <w:jc w:val="both"/>
       </w:pPr>
       <w:r>
@@ -183,7 +223,7 @@
     </w:p>
     <w:p>
       <w:pPr>
-        <w:spacing w:after="160"/>
+        <w:spacing w:after="180"/>
         <w:jc w:val="both"/>
       </w:pPr>
       <w:r>
@@ -210,7 +250,8 @@
     <w:p>
       <w:pPr>
         <w:pStyle w:val="Heading2"/>
-        <w:spacing w:after="160" w:before="280"/>
+        <w:keepNext/>
+        <w:spacing w:after="180" w:before="360"/>
       </w:pPr>
       <w:r>
         <w:t xml:space="preserve">Що зазвичай йде не так</w:t>
@@ -238,7 +279,7 @@
     </w:p>
     <w:p>
       <w:pPr>
-        <w:spacing w:after="160"/>
+        <w:spacing w:after="180"/>
         <w:jc w:val="both"/>
       </w:pPr>
       <w:r>
@@ -252,8 +293,18 @@
         <w:t xml:space="preserve">на старті</w:t>
       </w:r>
       <w:r>
-        <w:t xml:space="preserve">, а не в кінці. Інакше ризик конфлікту. - </w:t>
-      </w:r>
+        <w:t xml:space="preserve">, а не в кінці. Інакше ризик конфлікту.</w:t>
+      </w:r>
+    </w:p>
+    <w:p>
+      <w:pPr>
+        <w:pStyle w:val="ListParagraph"/>
+        <w:numPr>
+          <w:ilvl w:val="0"/>
+          <w:numId w:val="1"/>
+        </w:numPr>
+        <w:spacing w:after="60"/>
+      </w:pPr>
       <w:r>
         <w:rPr>
           <w:b/>
@@ -262,7 +313,16 @@
         <w:t xml:space="preserve">Performance bonus плутанина.</w:t>
       </w:r>
       <w:r>
-        <w:t xml:space="preserve"> Інколи маркетологи очікують share у revenue від приведених клієнтів. Це </w:t>
+        <w:t xml:space="preserve"> Інколи маркетологи очікують</w:t>
+      </w:r>
+    </w:p>
+    <w:p>
+      <w:pPr>
+        <w:spacing w:after="180"/>
+        <w:jc w:val="both"/>
+      </w:pPr>
+      <w:r>
+        <w:t xml:space="preserve">share у revenue від приведених клієнтів. Це </w:t>
       </w:r>
       <w:r>
         <w:rPr>
@@ -272,8 +332,18 @@
         <w:t xml:space="preserve">не</w:t>
       </w:r>
       <w:r>
-        <w:t xml:space="preserve"> входить у subcontract — це окремий referral agreement. Пояснюйте різницю явно. - </w:t>
-      </w:r>
+        <w:t xml:space="preserve"> входить у subcontract — це окремий referral agreement. Пояснюйте різницю явно.</w:t>
+      </w:r>
+    </w:p>
+    <w:p>
+      <w:pPr>
+        <w:pStyle w:val="ListParagraph"/>
+        <w:numPr>
+          <w:ilvl w:val="0"/>
+          <w:numId w:val="1"/>
+        </w:numPr>
+        <w:spacing w:after="60"/>
+      </w:pPr>
       <w:r>
         <w:rPr>
           <w:b/>
@@ -282,8 +352,27 @@
         <w:t xml:space="preserve">Data export при офбордингу.</w:t>
       </w:r>
       <w:r>
-        <w:t xml:space="preserve"> Маркетолог за час роботи назбирує спостереження, A/B результати, інсайти. Без явної вимоги експортувати це в наш репозиторій знань — воно йде з ним. Додавайте в handover checklist. - </w:t>
-      </w:r>
+        <w:t xml:space="preserve"> Маркетолог за час роботи</w:t>
+      </w:r>
+    </w:p>
+    <w:p>
+      <w:pPr>
+        <w:spacing w:after="180"/>
+        <w:jc w:val="both"/>
+      </w:pPr>
+      <w:r>
+        <w:t xml:space="preserve">назбирує спостереження, A/B результати, інсайти. Без явної вимоги експортувати це в наш репозиторій знань — воно йде з ним. Додавайте в handover checklist.</w:t>
+      </w:r>
+    </w:p>
+    <w:p>
+      <w:pPr>
+        <w:pStyle w:val="ListParagraph"/>
+        <w:numPr>
+          <w:ilvl w:val="0"/>
+          <w:numId w:val="1"/>
+        </w:numPr>
+        <w:spacing w:after="60"/>
+      </w:pPr>
       <w:r>
         <w:rPr>
           <w:b/>
@@ -292,13 +381,23 @@
         <w:t xml:space="preserve">Brand voice drift.</w:t>
       </w:r>
       <w:r>
-        <w:t xml:space="preserve"> Маркетолог-субпідрядник працює паралельно з іншими клієнтами. Якщо не зафіксувати brand guidelines на старті, tone-of-voice у його роботі для нас може відрізнятися від тієї, що для інших клієнтів.</w:t>
+        <w:t xml:space="preserve"> Маркетолог-субпідрядник працює паралельно</w:t>
+      </w:r>
+    </w:p>
+    <w:p>
+      <w:pPr>
+        <w:spacing w:after="180"/>
+        <w:jc w:val="both"/>
+      </w:pPr>
+      <w:r>
+        <w:t xml:space="preserve">з іншими клієнтами. Якщо не зафіксувати brand guidelines на старті, tone-of-voice у його роботі для нас може відрізнятися від тієї, що для інших клієнтів.</w:t>
       </w:r>
     </w:p>
     <w:p>
       <w:pPr>
         <w:pStyle w:val="Heading2"/>
-        <w:spacing w:after="160" w:before="280"/>
+        <w:keepNext/>
+        <w:spacing w:after="180" w:before="360"/>
       </w:pPr>
       <w:r>
         <w:t xml:space="preserve">Пов'язані процеси</w:t>
@@ -345,11 +444,24 @@
     </w:p>
     <w:p>
       <w:pPr>
-        <w:spacing w:after="160"/>
-        <w:jc w:val="both"/>
-      </w:pPr>
-      <w:r>
-        <w:t xml:space="preserve">субпідрядника (ще не описано) - Brand voice для зовнішніх виконавців (ще не описано)</w:t>
+        <w:spacing w:after="180"/>
+        <w:jc w:val="both"/>
+      </w:pPr>
+      <w:r>
+        <w:t xml:space="preserve">субпідрядника (ще не описано)</w:t>
+      </w:r>
+    </w:p>
+    <w:p>
+      <w:pPr>
+        <w:pStyle w:val="ListParagraph"/>
+        <w:numPr>
+          <w:ilvl w:val="0"/>
+          <w:numId w:val="1"/>
+        </w:numPr>
+        <w:spacing w:after="60"/>
+      </w:pPr>
+      <w:r>
+        <w:t xml:space="preserve">Brand voice для зовнішніх виконавців (ще не описано)</w:t>
       </w:r>
     </w:p>
     <w:sectPr>
@@ -412,7 +524,7 @@
     </w:pPr>
     <w:r>
       <w:rPr>
-        <w:color w:val="888888"/>
+        <w:color w:val="8A8578"/>
         <w:sz w:val="16"/>
         <w:szCs w:val="16"/>
       </w:rPr>
@@ -420,12 +532,31 @@
     </w:r>
     <w:r>
       <w:rPr>
-        <w:color w:val="888888"/>
+        <w:color w:val="8A8578"/>
         <w:sz w:val="16"/>
         <w:szCs w:val="16"/>
       </w:rPr>
       <w:fldChar w:fldCharType="begin"/>
       <w:instrText xml:space="preserve">PAGE</w:instrText>
+      <w:fldChar w:fldCharType="separate"/>
+      <w:fldChar w:fldCharType="end"/>
+    </w:r>
+    <w:r>
+      <w:rPr>
+        <w:color w:val="8A8578"/>
+        <w:sz w:val="16"/>
+        <w:szCs w:val="16"/>
+      </w:rPr>
+      <w:t xml:space="preserve"> / </w:t>
+    </w:r>
+    <w:r>
+      <w:rPr>
+        <w:color w:val="8A8578"/>
+        <w:sz w:val="16"/>
+        <w:szCs w:val="16"/>
+      </w:rPr>
+      <w:fldChar w:fldCharType="begin"/>
+      <w:instrText xml:space="preserve">NUMPAGES</w:instrText>
       <w:fldChar w:fldCharType="separate"/>
       <w:fldChar w:fldCharType="end"/>
     </w:r>
@@ -601,8 +732,13 @@
     <w:basedOn w:val="Normal"/>
     <w:next w:val="Normal"/>
     <w:qFormat/>
-    <w:rPr>
-      <w:color w:val="2E74B5"/>
+    <w:pPr>
+      <w:spacing w:after="200" w:before="400"/>
+    </w:pPr>
+    <w:rPr>
+      <w:rFonts w:ascii="Georgia" w:cs="Georgia" w:eastAsia="Georgia" w:hAnsi="Georgia"/>
+      <w:b/>
+      <w:bCs/>
       <w:sz w:val="32"/>
       <w:szCs w:val="32"/>
     </w:rPr>
@@ -612,8 +748,13 @@
     <w:basedOn w:val="Normal"/>
     <w:next w:val="Normal"/>
     <w:qFormat/>
-    <w:rPr>
-      <w:color w:val="2E74B5"/>
+    <w:pPr>
+      <w:spacing w:after="160" w:before="320"/>
+    </w:pPr>
+    <w:rPr>
+      <w:rFonts w:ascii="Georgia" w:cs="Georgia" w:eastAsia="Georgia" w:hAnsi="Georgia"/>
+      <w:b/>
+      <w:bCs/>
       <w:sz w:val="26"/>
       <w:szCs w:val="26"/>
     </w:rPr>
@@ -623,10 +764,15 @@
     <w:basedOn w:val="Normal"/>
     <w:next w:val="Normal"/>
     <w:qFormat/>
-    <w:rPr>
-      <w:color w:val="1F4D78"/>
-      <w:sz w:val="24"/>
-      <w:szCs w:val="24"/>
+    <w:pPr>
+      <w:spacing w:after="120" w:before="240"/>
+    </w:pPr>
+    <w:rPr>
+      <w:rFonts w:ascii="Georgia" w:cs="Georgia" w:eastAsia="Georgia" w:hAnsi="Georgia"/>
+      <w:b/>
+      <w:bCs/>
+      <w:sz w:val="22"/>
+      <w:szCs w:val="22"/>
     </w:rPr>
   </w:style>
   <w:style w:type="paragraph" w:styleId="Heading4">
